--- a/klagomål/A 46033-2025 FSC-klagomål.docx
+++ b/klagomål/A 46033-2025 FSC-klagomål.docx
@@ -675,7 +675,7 @@
     <w:r>
       <w:tab/>
       <w:tab/>
-      <w:t>2025-09-25</w:t>
+      <w:t>2025-09-26</w:t>
       <w:br/>
       <w:br/>
     </w:r>

--- a/klagomål/A 46033-2025 FSC-klagomål.docx
+++ b/klagomål/A 46033-2025 FSC-klagomål.docx
@@ -675,7 +675,7 @@
     <w:r>
       <w:tab/>
       <w:tab/>
-      <w:t>2025-09-26</w:t>
+      <w:t>2025-09-27</w:t>
       <w:br/>
       <w:br/>
     </w:r>

--- a/klagomål/A 46033-2025 FSC-klagomål.docx
+++ b/klagomål/A 46033-2025 FSC-klagomål.docx
@@ -675,7 +675,7 @@
     <w:r>
       <w:tab/>
       <w:tab/>
-      <w:t>2025-09-27</w:t>
+      <w:t>2025-09-28</w:t>
       <w:br/>
       <w:br/>
     </w:r>

--- a/klagomål/A 46033-2025 FSC-klagomål.docx
+++ b/klagomål/A 46033-2025 FSC-klagomål.docx
@@ -675,7 +675,7 @@
     <w:r>
       <w:tab/>
       <w:tab/>
-      <w:t>2025-09-28</w:t>
+      <w:t>2025-09-29</w:t>
       <w:br/>
       <w:br/>
     </w:r>

--- a/klagomål/A 46033-2025 FSC-klagomål.docx
+++ b/klagomål/A 46033-2025 FSC-klagomål.docx
@@ -675,7 +675,7 @@
     <w:r>
       <w:tab/>
       <w:tab/>
-      <w:t>2025-09-29</w:t>
+      <w:t>2025-09-30</w:t>
       <w:br/>
       <w:br/>
     </w:r>

--- a/klagomål/A 46033-2025 FSC-klagomål.docx
+++ b/klagomål/A 46033-2025 FSC-klagomål.docx
@@ -675,7 +675,7 @@
     <w:r>
       <w:tab/>
       <w:tab/>
-      <w:t>2025-09-30</w:t>
+      <w:t>2025-10-01</w:t>
       <w:br/>
       <w:br/>
     </w:r>

--- a/klagomål/A 46033-2025 FSC-klagomål.docx
+++ b/klagomål/A 46033-2025 FSC-klagomål.docx
@@ -675,7 +675,7 @@
     <w:r>
       <w:tab/>
       <w:tab/>
-      <w:t>2025-10-01</w:t>
+      <w:t>2025-10-02</w:t>
       <w:br/>
       <w:br/>
     </w:r>

--- a/klagomål/A 46033-2025 FSC-klagomål.docx
+++ b/klagomål/A 46033-2025 FSC-klagomål.docx
@@ -675,7 +675,7 @@
     <w:r>
       <w:tab/>
       <w:tab/>
-      <w:t>2025-10-02</w:t>
+      <w:t>2025-10-03</w:t>
       <w:br/>
       <w:br/>
     </w:r>

--- a/klagomål/A 46033-2025 FSC-klagomål.docx
+++ b/klagomål/A 46033-2025 FSC-klagomål.docx
@@ -675,7 +675,7 @@
     <w:r>
       <w:tab/>
       <w:tab/>
-      <w:t>2025-10-03</w:t>
+      <w:t>2025-10-04</w:t>
       <w:br/>
       <w:br/>
     </w:r>

--- a/klagomål/A 46033-2025 FSC-klagomål.docx
+++ b/klagomål/A 46033-2025 FSC-klagomål.docx
@@ -675,7 +675,7 @@
     <w:r>
       <w:tab/>
       <w:tab/>
-      <w:t>2025-10-16</w:t>
+      <w:t>2025-10-17</w:t>
       <w:br/>
       <w:br/>
     </w:r>

--- a/klagomål/A 46033-2025 FSC-klagomål.docx
+++ b/klagomål/A 46033-2025 FSC-klagomål.docx
@@ -675,7 +675,7 @@
     <w:r>
       <w:tab/>
       <w:tab/>
-      <w:t>2025-10-17</w:t>
+      <w:t>2025-10-18</w:t>
       <w:br/>
       <w:br/>
     </w:r>

--- a/klagomål/A 46033-2025 FSC-klagomål.docx
+++ b/klagomål/A 46033-2025 FSC-klagomål.docx
@@ -675,7 +675,7 @@
     <w:r>
       <w:tab/>
       <w:tab/>
-      <w:t>2025-10-18</w:t>
+      <w:t>2025-10-19</w:t>
       <w:br/>
       <w:br/>
     </w:r>

--- a/klagomål/A 46033-2025 FSC-klagomål.docx
+++ b/klagomål/A 46033-2025 FSC-klagomål.docx
@@ -675,7 +675,7 @@
     <w:r>
       <w:tab/>
       <w:tab/>
-      <w:t>2025-10-19</w:t>
+      <w:t>2025-10-20</w:t>
       <w:br/>
       <w:br/>
     </w:r>

--- a/klagomål/A 46033-2025 FSC-klagomål.docx
+++ b/klagomål/A 46033-2025 FSC-klagomål.docx
@@ -675,7 +675,7 @@
     <w:r>
       <w:tab/>
       <w:tab/>
-      <w:t>2025-10-20</w:t>
+      <w:t>2025-10-21</w:t>
       <w:br/>
       <w:br/>
     </w:r>

--- a/klagomål/A 46033-2025 FSC-klagomål.docx
+++ b/klagomål/A 46033-2025 FSC-klagomål.docx
@@ -675,7 +675,7 @@
     <w:r>
       <w:tab/>
       <w:tab/>
-      <w:t>2025-10-21</w:t>
+      <w:t>2025-10-22</w:t>
       <w:br/>
       <w:br/>
     </w:r>

--- a/klagomål/A 46033-2025 FSC-klagomål.docx
+++ b/klagomål/A 46033-2025 FSC-klagomål.docx
@@ -675,7 +675,7 @@
     <w:r>
       <w:tab/>
       <w:tab/>
-      <w:t>2025-10-22</w:t>
+      <w:t>2025-10-23</w:t>
       <w:br/>
       <w:br/>
     </w:r>

--- a/klagomål/A 46033-2025 FSC-klagomål.docx
+++ b/klagomål/A 46033-2025 FSC-klagomål.docx
@@ -675,7 +675,7 @@
     <w:r>
       <w:tab/>
       <w:tab/>
-      <w:t>2025-10-23</w:t>
+      <w:t>2025-10-24</w:t>
       <w:br/>
       <w:br/>
     </w:r>

--- a/klagomål/A 46033-2025 FSC-klagomål.docx
+++ b/klagomål/A 46033-2025 FSC-klagomål.docx
@@ -675,7 +675,7 @@
     <w:r>
       <w:tab/>
       <w:tab/>
-      <w:t>2025-10-24</w:t>
+      <w:t>2025-10-25</w:t>
       <w:br/>
       <w:br/>
     </w:r>

--- a/klagomål/A 46033-2025 FSC-klagomål.docx
+++ b/klagomål/A 46033-2025 FSC-klagomål.docx
@@ -675,7 +675,7 @@
     <w:r>
       <w:tab/>
       <w:tab/>
-      <w:t>2025-10-25</w:t>
+      <w:t>2025-10-26</w:t>
       <w:br/>
       <w:br/>
     </w:r>

--- a/klagomål/A 46033-2025 FSC-klagomål.docx
+++ b/klagomål/A 46033-2025 FSC-klagomål.docx
@@ -675,7 +675,7 @@
     <w:r>
       <w:tab/>
       <w:tab/>
-      <w:t>2025-10-26</w:t>
+      <w:t>2025-10-27</w:t>
       <w:br/>
       <w:br/>
     </w:r>

--- a/klagomål/A 46033-2025 FSC-klagomål.docx
+++ b/klagomål/A 46033-2025 FSC-klagomål.docx
@@ -675,7 +675,7 @@
     <w:r>
       <w:tab/>
       <w:tab/>
-      <w:t>2025-10-27</w:t>
+      <w:t>2025-10-28</w:t>
       <w:br/>
       <w:br/>
     </w:r>

--- a/klagomål/A 46033-2025 FSC-klagomål.docx
+++ b/klagomål/A 46033-2025 FSC-klagomål.docx
@@ -675,7 +675,7 @@
     <w:r>
       <w:tab/>
       <w:tab/>
-      <w:t>2025-10-28</w:t>
+      <w:t>2025-10-29</w:t>
       <w:br/>
       <w:br/>
     </w:r>

--- a/klagomål/A 46033-2025 FSC-klagomål.docx
+++ b/klagomål/A 46033-2025 FSC-klagomål.docx
@@ -675,7 +675,7 @@
     <w:r>
       <w:tab/>
       <w:tab/>
-      <w:t>2025-10-29</w:t>
+      <w:t>2025-10-30</w:t>
       <w:br/>
       <w:br/>
     </w:r>

--- a/klagomål/A 46033-2025 FSC-klagomål.docx
+++ b/klagomål/A 46033-2025 FSC-klagomål.docx
@@ -675,7 +675,7 @@
     <w:r>
       <w:tab/>
       <w:tab/>
-      <w:t>2025-10-30</w:t>
+      <w:t>2025-10-31</w:t>
       <w:br/>
       <w:br/>
     </w:r>

--- a/klagomål/A 46033-2025 FSC-klagomål.docx
+++ b/klagomål/A 46033-2025 FSC-klagomål.docx
@@ -675,7 +675,7 @@
     <w:r>
       <w:tab/>
       <w:tab/>
-      <w:t>2025-10-31</w:t>
+      <w:t>2025-11-01</w:t>
       <w:br/>
       <w:br/>
     </w:r>

--- a/klagomål/A 46033-2025 FSC-klagomål.docx
+++ b/klagomål/A 46033-2025 FSC-klagomål.docx
@@ -675,7 +675,7 @@
     <w:r>
       <w:tab/>
       <w:tab/>
-      <w:t>2025-11-15</w:t>
+      <w:t>2025-11-20</w:t>
       <w:br/>
       <w:br/>
     </w:r>

--- a/klagomål/A 46033-2025 FSC-klagomål.docx
+++ b/klagomål/A 46033-2025 FSC-klagomål.docx
@@ -675,7 +675,7 @@
     <w:r>
       <w:tab/>
       <w:tab/>
-      <w:t>2025-11-20</w:t>
+      <w:t>2025-11-21</w:t>
       <w:br/>
       <w:br/>
     </w:r>

--- a/klagomål/A 46033-2025 FSC-klagomål.docx
+++ b/klagomål/A 46033-2025 FSC-klagomål.docx
@@ -675,7 +675,7 @@
     <w:r>
       <w:tab/>
       <w:tab/>
-      <w:t>2025-11-21</w:t>
+      <w:t>2025-11-22</w:t>
       <w:br/>
       <w:br/>
     </w:r>

--- a/klagomål/A 46033-2025 FSC-klagomål.docx
+++ b/klagomål/A 46033-2025 FSC-klagomål.docx
@@ -675,7 +675,7 @@
     <w:r>
       <w:tab/>
       <w:tab/>
-      <w:t>2025-11-22</w:t>
+      <w:t>2025-11-23</w:t>
       <w:br/>
       <w:br/>
     </w:r>

--- a/klagomål/A 46033-2025 FSC-klagomål.docx
+++ b/klagomål/A 46033-2025 FSC-klagomål.docx
@@ -675,7 +675,7 @@
     <w:r>
       <w:tab/>
       <w:tab/>
-      <w:t>2025-11-23</w:t>
+      <w:t>2025-11-24</w:t>
       <w:br/>
       <w:br/>
     </w:r>

--- a/klagomål/A 46033-2025 FSC-klagomål.docx
+++ b/klagomål/A 46033-2025 FSC-klagomål.docx
@@ -675,7 +675,7 @@
     <w:r>
       <w:tab/>
       <w:tab/>
-      <w:t>2025-11-24</w:t>
+      <w:t>2025-11-25</w:t>
       <w:br/>
       <w:br/>
     </w:r>

--- a/klagomål/A 46033-2025 FSC-klagomål.docx
+++ b/klagomål/A 46033-2025 FSC-klagomål.docx
@@ -675,7 +675,7 @@
     <w:r>
       <w:tab/>
       <w:tab/>
-      <w:t>2025-11-25</w:t>
+      <w:t>2025-11-26</w:t>
       <w:br/>
       <w:br/>
     </w:r>

--- a/klagomål/A 46033-2025 FSC-klagomål.docx
+++ b/klagomål/A 46033-2025 FSC-klagomål.docx
@@ -675,7 +675,7 @@
     <w:r>
       <w:tab/>
       <w:tab/>
-      <w:t>2025-11-26</w:t>
+      <w:t>2025-11-27</w:t>
       <w:br/>
       <w:br/>
     </w:r>

--- a/klagomål/A 46033-2025 FSC-klagomål.docx
+++ b/klagomål/A 46033-2025 FSC-klagomål.docx
@@ -675,7 +675,7 @@
     <w:r>
       <w:tab/>
       <w:tab/>
-      <w:t>2025-11-27</w:t>
+      <w:t>2025-11-28</w:t>
       <w:br/>
       <w:br/>
     </w:r>

--- a/klagomål/A 46033-2025 FSC-klagomål.docx
+++ b/klagomål/A 46033-2025 FSC-klagomål.docx
@@ -675,7 +675,7 @@
     <w:r>
       <w:tab/>
       <w:tab/>
-      <w:t>2025-11-28</w:t>
+      <w:t>2025-11-29</w:t>
       <w:br/>
       <w:br/>
     </w:r>

--- a/klagomål/A 46033-2025 FSC-klagomål.docx
+++ b/klagomål/A 46033-2025 FSC-klagomål.docx
@@ -675,7 +675,7 @@
     <w:r>
       <w:tab/>
       <w:tab/>
-      <w:t>2025-11-29</w:t>
+      <w:t>2025-11-30</w:t>
       <w:br/>
       <w:br/>
     </w:r>

--- a/klagomål/A 46033-2025 FSC-klagomål.docx
+++ b/klagomål/A 46033-2025 FSC-klagomål.docx
@@ -675,7 +675,7 @@
     <w:r>
       <w:tab/>
       <w:tab/>
-      <w:t>2025-11-30</w:t>
+      <w:t>2025-12-01</w:t>
       <w:br/>
       <w:br/>
     </w:r>

--- a/klagomål/A 46033-2025 FSC-klagomål.docx
+++ b/klagomål/A 46033-2025 FSC-klagomål.docx
@@ -675,7 +675,7 @@
     <w:r>
       <w:tab/>
       <w:tab/>
-      <w:t>2025-12-01</w:t>
+      <w:t>2025-12-02</w:t>
       <w:br/>
       <w:br/>
     </w:r>

--- a/klagomål/A 46033-2025 FSC-klagomål.docx
+++ b/klagomål/A 46033-2025 FSC-klagomål.docx
@@ -675,7 +675,7 @@
     <w:r>
       <w:tab/>
       <w:tab/>
-      <w:t>2025-12-02</w:t>
+      <w:t>2025-12-03</w:t>
       <w:br/>
       <w:br/>
     </w:r>

--- a/klagomål/A 46033-2025 FSC-klagomål.docx
+++ b/klagomål/A 46033-2025 FSC-klagomål.docx
@@ -675,7 +675,7 @@
     <w:r>
       <w:tab/>
       <w:tab/>
-      <w:t>2025-12-03</w:t>
+      <w:t>2025-12-04</w:t>
       <w:br/>
       <w:br/>
     </w:r>

--- a/klagomål/A 46033-2025 FSC-klagomål.docx
+++ b/klagomål/A 46033-2025 FSC-klagomål.docx
@@ -675,7 +675,7 @@
     <w:r>
       <w:tab/>
       <w:tab/>
-      <w:t>2025-12-04</w:t>
+      <w:t>2025-12-05</w:t>
       <w:br/>
       <w:br/>
     </w:r>

--- a/klagomål/A 46033-2025 FSC-klagomål.docx
+++ b/klagomål/A 46033-2025 FSC-klagomål.docx
@@ -675,7 +675,7 @@
     <w:r>
       <w:tab/>
       <w:tab/>
-      <w:t>2025-12-05</w:t>
+      <w:t>2025-12-06</w:t>
       <w:br/>
       <w:br/>
     </w:r>

--- a/klagomål/A 46033-2025 FSC-klagomål.docx
+++ b/klagomål/A 46033-2025 FSC-klagomål.docx
@@ -675,7 +675,7 @@
     <w:r>
       <w:tab/>
       <w:tab/>
-      <w:t>2025-12-06</w:t>
+      <w:t>2025-12-07</w:t>
       <w:br/>
       <w:br/>
     </w:r>

--- a/klagomål/A 46033-2025 FSC-klagomål.docx
+++ b/klagomål/A 46033-2025 FSC-klagomål.docx
@@ -675,7 +675,7 @@
     <w:r>
       <w:tab/>
       <w:tab/>
-      <w:t>2025-12-07</w:t>
+      <w:t>2025-12-08</w:t>
       <w:br/>
       <w:br/>
     </w:r>

--- a/klagomål/A 46033-2025 FSC-klagomål.docx
+++ b/klagomål/A 46033-2025 FSC-klagomål.docx
@@ -675,7 +675,7 @@
     <w:r>
       <w:tab/>
       <w:tab/>
-      <w:t>2025-12-08</w:t>
+      <w:t>2025-12-09</w:t>
       <w:br/>
       <w:br/>
     </w:r>

--- a/klagomål/A 46033-2025 FSC-klagomål.docx
+++ b/klagomål/A 46033-2025 FSC-klagomål.docx
@@ -675,7 +675,7 @@
     <w:r>
       <w:tab/>
       <w:tab/>
-      <w:t>2025-12-09</w:t>
+      <w:t>2025-12-10</w:t>
       <w:br/>
       <w:br/>
     </w:r>

--- a/klagomål/A 46033-2025 FSC-klagomål.docx
+++ b/klagomål/A 46033-2025 FSC-klagomål.docx
@@ -675,7 +675,7 @@
     <w:r>
       <w:tab/>
       <w:tab/>
-      <w:t>2025-12-10</w:t>
+      <w:t>2025-12-11</w:t>
       <w:br/>
       <w:br/>
     </w:r>

--- a/klagomål/A 46033-2025 FSC-klagomål.docx
+++ b/klagomål/A 46033-2025 FSC-klagomål.docx
@@ -675,7 +675,7 @@
     <w:r>
       <w:tab/>
       <w:tab/>
-      <w:t>2025-12-11</w:t>
+      <w:t>2025-12-12</w:t>
       <w:br/>
       <w:br/>
     </w:r>

--- a/klagomål/A 46033-2025 FSC-klagomål.docx
+++ b/klagomål/A 46033-2025 FSC-klagomål.docx
@@ -675,7 +675,7 @@
     <w:r>
       <w:tab/>
       <w:tab/>
-      <w:t>2025-12-12</w:t>
+      <w:t>2025-12-13</w:t>
       <w:br/>
       <w:br/>
     </w:r>

--- a/klagomål/A 46033-2025 FSC-klagomål.docx
+++ b/klagomål/A 46033-2025 FSC-klagomål.docx
@@ -675,7 +675,7 @@
     <w:r>
       <w:tab/>
       <w:tab/>
-      <w:t>2025-12-19</w:t>
+      <w:t>2025-12-20</w:t>
       <w:br/>
       <w:br/>
     </w:r>

--- a/klagomål/A 46033-2025 FSC-klagomål.docx
+++ b/klagomål/A 46033-2025 FSC-klagomål.docx
@@ -675,7 +675,7 @@
     <w:r>
       <w:tab/>
       <w:tab/>
-      <w:t>2025-12-20</w:t>
+      <w:t>2025-12-21</w:t>
       <w:br/>
       <w:br/>
     </w:r>

--- a/klagomål/A 46033-2025 FSC-klagomål.docx
+++ b/klagomål/A 46033-2025 FSC-klagomål.docx
@@ -675,7 +675,7 @@
     <w:r>
       <w:tab/>
       <w:tab/>
-      <w:t>2025-12-21</w:t>
+      <w:t>2025-12-22</w:t>
       <w:br/>
       <w:br/>
     </w:r>

--- a/klagomål/A 46033-2025 FSC-klagomål.docx
+++ b/klagomål/A 46033-2025 FSC-klagomål.docx
@@ -675,7 +675,7 @@
     <w:r>
       <w:tab/>
       <w:tab/>
-      <w:t>2025-12-22</w:t>
+      <w:t>2025-12-26</w:t>
       <w:br/>
       <w:br/>
     </w:r>

--- a/klagomål/A 46033-2025 FSC-klagomål.docx
+++ b/klagomål/A 46033-2025 FSC-klagomål.docx
@@ -675,7 +675,7 @@
     <w:r>
       <w:tab/>
       <w:tab/>
-      <w:t>2026-01-03</w:t>
+      <w:t>2026-01-04</w:t>
       <w:br/>
       <w:br/>
     </w:r>

--- a/klagomål/A 46033-2025 FSC-klagomål.docx
+++ b/klagomål/A 46033-2025 FSC-klagomål.docx
@@ -675,7 +675,7 @@
     <w:r>
       <w:tab/>
       <w:tab/>
-      <w:t>2026-01-07</w:t>
+      <w:t>2026-01-08</w:t>
       <w:br/>
       <w:br/>
     </w:r>

--- a/klagomål/A 46033-2025 FSC-klagomål.docx
+++ b/klagomål/A 46033-2025 FSC-klagomål.docx
@@ -675,7 +675,7 @@
     <w:r>
       <w:tab/>
       <w:tab/>
-      <w:t>2026-01-08</w:t>
+      <w:t>2026-01-09</w:t>
       <w:br/>
       <w:br/>
     </w:r>

--- a/klagomål/A 46033-2025 FSC-klagomål.docx
+++ b/klagomål/A 46033-2025 FSC-klagomål.docx
@@ -675,7 +675,7 @@
     <w:r>
       <w:tab/>
       <w:tab/>
-      <w:t>2026-01-09</w:t>
+      <w:t>2026-01-10</w:t>
       <w:br/>
       <w:br/>
     </w:r>

--- a/klagomål/A 46033-2025 FSC-klagomål.docx
+++ b/klagomål/A 46033-2025 FSC-klagomål.docx
@@ -675,7 +675,7 @@
     <w:r>
       <w:tab/>
       <w:tab/>
-      <w:t>2026-01-10</w:t>
+      <w:t>2026-01-11</w:t>
       <w:br/>
       <w:br/>
     </w:r>

--- a/klagomål/A 46033-2025 FSC-klagomål.docx
+++ b/klagomål/A 46033-2025 FSC-klagomål.docx
@@ -675,7 +675,7 @@
     <w:r>
       <w:tab/>
       <w:tab/>
-      <w:t>2026-01-11</w:t>
+      <w:t>2026-01-12</w:t>
       <w:br/>
       <w:br/>
     </w:r>

--- a/klagomål/A 46033-2025 FSC-klagomål.docx
+++ b/klagomål/A 46033-2025 FSC-klagomål.docx
@@ -675,7 +675,7 @@
     <w:r>
       <w:tab/>
       <w:tab/>
-      <w:t>2026-01-12</w:t>
+      <w:t>2026-01-13</w:t>
       <w:br/>
       <w:br/>
     </w:r>

--- a/klagomål/A 46033-2025 FSC-klagomål.docx
+++ b/klagomål/A 46033-2025 FSC-klagomål.docx
@@ -675,7 +675,7 @@
     <w:r>
       <w:tab/>
       <w:tab/>
-      <w:t>2026-01-13</w:t>
+      <w:t>2026-01-14</w:t>
       <w:br/>
       <w:br/>
     </w:r>

--- a/klagomål/A 46033-2025 FSC-klagomål.docx
+++ b/klagomål/A 46033-2025 FSC-klagomål.docx
@@ -675,7 +675,7 @@
     <w:r>
       <w:tab/>
       <w:tab/>
-      <w:t>2026-01-14</w:t>
+      <w:t>2026-01-15</w:t>
       <w:br/>
       <w:br/>
     </w:r>

--- a/klagomål/A 46033-2025 FSC-klagomål.docx
+++ b/klagomål/A 46033-2025 FSC-klagomål.docx
@@ -675,7 +675,7 @@
     <w:r>
       <w:tab/>
       <w:tab/>
-      <w:t>2026-01-15</w:t>
+      <w:t>2026-01-16</w:t>
       <w:br/>
       <w:br/>
     </w:r>

--- a/klagomål/A 46033-2025 FSC-klagomål.docx
+++ b/klagomål/A 46033-2025 FSC-klagomål.docx
@@ -675,7 +675,7 @@
     <w:r>
       <w:tab/>
       <w:tab/>
-      <w:t>2026-01-16</w:t>
+      <w:t>2026-01-17</w:t>
       <w:br/>
       <w:br/>
     </w:r>

--- a/klagomål/A 46033-2025 FSC-klagomål.docx
+++ b/klagomål/A 46033-2025 FSC-klagomål.docx
@@ -675,7 +675,7 @@
     <w:r>
       <w:tab/>
       <w:tab/>
-      <w:t>2026-01-17</w:t>
+      <w:t>2026-01-18</w:t>
       <w:br/>
       <w:br/>
     </w:r>

--- a/klagomål/A 46033-2025 FSC-klagomål.docx
+++ b/klagomål/A 46033-2025 FSC-klagomål.docx
@@ -675,7 +675,7 @@
     <w:r>
       <w:tab/>
       <w:tab/>
-      <w:t>2026-01-18</w:t>
+      <w:t>2026-01-19</w:t>
       <w:br/>
       <w:br/>
     </w:r>

--- a/klagomål/A 46033-2025 FSC-klagomål.docx
+++ b/klagomål/A 46033-2025 FSC-klagomål.docx
@@ -675,7 +675,7 @@
     <w:r>
       <w:tab/>
       <w:tab/>
-      <w:t>2026-01-19</w:t>
+      <w:t>2026-01-20</w:t>
       <w:br/>
       <w:br/>
     </w:r>

--- a/klagomål/A 46033-2025 FSC-klagomål.docx
+++ b/klagomål/A 46033-2025 FSC-klagomål.docx
@@ -675,7 +675,7 @@
     <w:r>
       <w:tab/>
       <w:tab/>
-      <w:t>2026-01-20</w:t>
+      <w:t>2026-01-21</w:t>
       <w:br/>
       <w:br/>
     </w:r>

--- a/klagomål/A 46033-2025 FSC-klagomål.docx
+++ b/klagomål/A 46033-2025 FSC-klagomål.docx
@@ -675,7 +675,7 @@
     <w:r>
       <w:tab/>
       <w:tab/>
-      <w:t>2026-01-21</w:t>
+      <w:t>2026-01-23</w:t>
       <w:br/>
       <w:br/>
     </w:r>

--- a/klagomål/A 46033-2025 FSC-klagomål.docx
+++ b/klagomål/A 46033-2025 FSC-klagomål.docx
@@ -675,7 +675,7 @@
     <w:r>
       <w:tab/>
       <w:tab/>
-      <w:t>2026-01-23</w:t>
+      <w:t>2026-01-24</w:t>
       <w:br/>
       <w:br/>
     </w:r>

--- a/klagomål/A 46033-2025 FSC-klagomål.docx
+++ b/klagomål/A 46033-2025 FSC-klagomål.docx
@@ -675,7 +675,7 @@
     <w:r>
       <w:tab/>
       <w:tab/>
-      <w:t>2026-01-24</w:t>
+      <w:t>2026-01-25</w:t>
       <w:br/>
       <w:br/>
     </w:r>

--- a/klagomål/A 46033-2025 FSC-klagomål.docx
+++ b/klagomål/A 46033-2025 FSC-klagomål.docx
@@ -675,7 +675,7 @@
     <w:r>
       <w:tab/>
       <w:tab/>
-      <w:t>2026-01-25</w:t>
+      <w:t>2026-01-26</w:t>
       <w:br/>
       <w:br/>
     </w:r>

--- a/klagomål/A 46033-2025 FSC-klagomål.docx
+++ b/klagomål/A 46033-2025 FSC-klagomål.docx
@@ -675,7 +675,7 @@
     <w:r>
       <w:tab/>
       <w:tab/>
-      <w:t>2026-01-26</w:t>
+      <w:t>2026-01-27</w:t>
       <w:br/>
       <w:br/>
     </w:r>

--- a/klagomål/A 46033-2025 FSC-klagomål.docx
+++ b/klagomål/A 46033-2025 FSC-klagomål.docx
@@ -675,7 +675,7 @@
     <w:r>
       <w:tab/>
       <w:tab/>
-      <w:t>2026-01-27</w:t>
+      <w:t>2026-01-28</w:t>
       <w:br/>
       <w:br/>
     </w:r>

--- a/klagomål/A 46033-2025 FSC-klagomål.docx
+++ b/klagomål/A 46033-2025 FSC-klagomål.docx
@@ -112,7 +112,7 @@
         <w:pStyle w:val="ListBullet"/>
       </w:pPr>
       <w:r>
-        <w:t>Om ett ombud (tex Norra skog eller Mellanskog) avverkningsanmäler en skog med naturvärden motsvarande nyckelbiotops kvalité men markägaren inte är FSC certifierad, bör du skicka in ett FSC kontrollerat virke klagomål. Då ska klagomålet skickas till ombudsföretaget.</w:t>
+        <w:t>Om ett ombud (tex Norra skog eller Mellanskog) avverkningsanmäler en skog med naturvärden motsvarande nyckelbiotops kvalitet men markägaren inte är FSC certifierad, bör du skicka in ett FSC kontrollerat virke klagomål. Då ska klagomålet skickas till ombudsföretaget.</w:t>
       </w:r>
     </w:p>
     <w:p>
@@ -251,10 +251,48 @@
         <w:rPr>
           <w:b/>
         </w:rPr>
+        <w:t>Guldlockmossa</w:t>
+      </w:r>
+      <w:r>
+        <w:t xml:space="preserve"> växer på solexponerade, basiska klippor och block samt på skrovlig bark vid basen av ädellövträd med rik bark, ofta på gamla ekar, bokar och andra ädellövträd som står öppet i bryn. Särskilt högt signalvärde har den i norra Sverige där den sällsynt kan påträffas i sydväxtberg på klippor med basiska bergarter. Guldlockmossa är typisk art för </w:t>
+      </w:r>
+      <w:r>
+        <w:rPr>
+          <w:i/>
+        </w:rPr>
+        <w:t xml:space="preserve">9110 Näringsfattig bokskog, 9160 Näringsrik ekskog, 9180 Ädellövskog i branter </w:t>
+      </w:r>
+      <w:r>
+        <w:t xml:space="preserve">och </w:t>
+      </w:r>
+      <w:r>
+        <w:rPr>
+          <w:i/>
+        </w:rPr>
+        <w:t xml:space="preserve">9190 Näringsfattig ekskog </w:t>
+      </w:r>
+      <w:r>
+        <w:t>(Nitare &amp; Skogsstyrelsen, 2019; SLU Artdatabanken, 2025).</w:t>
+      </w:r>
+    </w:p>
+    <w:p>
+      <w:r>
+        <w:rPr>
+          <w:b/>
+        </w:rPr>
         <w:t>Kandelabersvamp (NT)</w:t>
       </w:r>
       <w:r>
-        <w:t xml:space="preserve"> är en mycket bra signalart på skyddsvärda skogsbestånd i hela sitt utbredningsområde. Svampen indikerar sena aspsuccessioner inom områden med konstant hög luftfuktighet (Nitare &amp; Skogsstyrelsen, 2019).</w:t>
+        <w:t xml:space="preserve"> är en mycket bra signalart på skyddsvärda skogsbestånd i hela sitt utbredningsområde. Svampen indikerar sena aspsuccessioner inom områden med konstant hög luftfuktighet. Kandelabersvamp är typisk art för </w:t>
+      </w:r>
+      <w:r>
+        <w:rPr>
+          <w:i/>
+        </w:rPr>
+        <w:t xml:space="preserve">9010 Taiga </w:t>
+      </w:r>
+      <w:r>
+        <w:t>(Nitare &amp; Skogsstyrelsen, 2019; SLU Artdatabanken, 2025).</w:t>
       </w:r>
     </w:p>
     <w:p>
@@ -675,7 +713,7 @@
     <w:r>
       <w:tab/>
       <w:tab/>
-      <w:t>2026-01-28</w:t>
+      <w:t>2026-01-29</w:t>
       <w:br/>
       <w:br/>
     </w:r>

--- a/klagomål/A 46033-2025 FSC-klagomål.docx
+++ b/klagomål/A 46033-2025 FSC-klagomål.docx
@@ -713,7 +713,7 @@
     <w:r>
       <w:tab/>
       <w:tab/>
-      <w:t>2026-01-29</w:t>
+      <w:t>2026-01-30</w:t>
       <w:br/>
       <w:br/>
     </w:r>

--- a/klagomål/A 46033-2025 FSC-klagomål.docx
+++ b/klagomål/A 46033-2025 FSC-klagomål.docx
@@ -713,7 +713,7 @@
     <w:r>
       <w:tab/>
       <w:tab/>
-      <w:t>2026-01-30</w:t>
+      <w:t>2026-01-31</w:t>
       <w:br/>
       <w:br/>
     </w:r>

--- a/klagomål/A 46033-2025 FSC-klagomål.docx
+++ b/klagomål/A 46033-2025 FSC-klagomål.docx
@@ -713,7 +713,7 @@
     <w:r>
       <w:tab/>
       <w:tab/>
-      <w:t>2026-02-22</w:t>
+      <w:t>2026-02-23</w:t>
       <w:br/>
       <w:br/>
     </w:r>

--- a/klagomål/A 46033-2025 FSC-klagomål.docx
+++ b/klagomål/A 46033-2025 FSC-klagomål.docx
@@ -713,7 +713,7 @@
     <w:r>
       <w:tab/>
       <w:tab/>
-      <w:t>2026-02-23</w:t>
+      <w:t>2026-02-24</w:t>
       <w:br/>
       <w:br/>
     </w:r>

--- a/klagomål/A 46033-2025 FSC-klagomål.docx
+++ b/klagomål/A 46033-2025 FSC-klagomål.docx
@@ -713,7 +713,7 @@
     <w:r>
       <w:tab/>
       <w:tab/>
-      <w:t>2026-02-24</w:t>
+      <w:t>2026-02-25</w:t>
       <w:br/>
       <w:br/>
     </w:r>

--- a/klagomål/A 46033-2025 FSC-klagomål.docx
+++ b/klagomål/A 46033-2025 FSC-klagomål.docx
@@ -713,7 +713,7 @@
     <w:r>
       <w:tab/>
       <w:tab/>
-      <w:t>2026-02-25</w:t>
+      <w:t>2026-02-26</w:t>
       <w:br/>
       <w:br/>
     </w:r>

--- a/klagomål/A 46033-2025 FSC-klagomål.docx
+++ b/klagomål/A 46033-2025 FSC-klagomål.docx
@@ -713,7 +713,7 @@
     <w:r>
       <w:tab/>
       <w:tab/>
-      <w:t>2026-02-26</w:t>
+      <w:t>2026-02-28</w:t>
       <w:br/>
       <w:br/>
     </w:r>

--- a/klagomål/A 46033-2025 FSC-klagomål.docx
+++ b/klagomål/A 46033-2025 FSC-klagomål.docx
@@ -713,7 +713,7 @@
     <w:r>
       <w:tab/>
       <w:tab/>
-      <w:t>2026-02-28</w:t>
+      <w:t>2026-03-01</w:t>
       <w:br/>
       <w:br/>
     </w:r>

--- a/klagomål/A 46033-2025 FSC-klagomål.docx
+++ b/klagomål/A 46033-2025 FSC-klagomål.docx
@@ -713,7 +713,7 @@
     <w:r>
       <w:tab/>
       <w:tab/>
-      <w:t>2026-03-01</w:t>
+      <w:t>2026-03-02</w:t>
       <w:br/>
       <w:br/>
     </w:r>

--- a/klagomål/A 46033-2025 FSC-klagomål.docx
+++ b/klagomål/A 46033-2025 FSC-klagomål.docx
@@ -713,7 +713,7 @@
     <w:r>
       <w:tab/>
       <w:tab/>
-      <w:t>2026-03-02</w:t>
+      <w:t>2026-03-03</w:t>
       <w:br/>
       <w:br/>
     </w:r>

--- a/klagomål/A 46033-2025 FSC-klagomål.docx
+++ b/klagomål/A 46033-2025 FSC-klagomål.docx
@@ -713,7 +713,7 @@
     <w:r>
       <w:tab/>
       <w:tab/>
-      <w:t>2026-03-03</w:t>
+      <w:t>2026-03-04</w:t>
       <w:br/>
       <w:br/>
     </w:r>

--- a/klagomål/A 46033-2025 FSC-klagomål.docx
+++ b/klagomål/A 46033-2025 FSC-klagomål.docx
@@ -713,7 +713,7 @@
     <w:r>
       <w:tab/>
       <w:tab/>
-      <w:t>2026-03-04</w:t>
+      <w:t>2026-03-05</w:t>
       <w:br/>
       <w:br/>
     </w:r>

--- a/klagomål/A 46033-2025 FSC-klagomål.docx
+++ b/klagomål/A 46033-2025 FSC-klagomål.docx
@@ -713,7 +713,7 @@
     <w:r>
       <w:tab/>
       <w:tab/>
-      <w:t>2026-03-05</w:t>
+      <w:t>2026-03-06</w:t>
       <w:br/>
       <w:br/>
     </w:r>

--- a/klagomål/A 46033-2025 FSC-klagomål.docx
+++ b/klagomål/A 46033-2025 FSC-klagomål.docx
@@ -713,7 +713,7 @@
     <w:r>
       <w:tab/>
       <w:tab/>
-      <w:t>2026-03-06</w:t>
+      <w:t>2026-03-07</w:t>
       <w:br/>
       <w:br/>
     </w:r>

--- a/klagomål/A 46033-2025 FSC-klagomål.docx
+++ b/klagomål/A 46033-2025 FSC-klagomål.docx
@@ -713,7 +713,7 @@
     <w:r>
       <w:tab/>
       <w:tab/>
-      <w:t>2026-03-07</w:t>
+      <w:t>2026-03-08</w:t>
       <w:br/>
       <w:br/>
     </w:r>

--- a/klagomål/A 46033-2025 FSC-klagomål.docx
+++ b/klagomål/A 46033-2025 FSC-klagomål.docx
@@ -713,7 +713,7 @@
     <w:r>
       <w:tab/>
       <w:tab/>
-      <w:t>2026-03-08</w:t>
+      <w:t>2026-03-09</w:t>
       <w:br/>
       <w:br/>
     </w:r>

--- a/klagomål/A 46033-2025 FSC-klagomål.docx
+++ b/klagomål/A 46033-2025 FSC-klagomål.docx
@@ -713,7 +713,7 @@
     <w:r>
       <w:tab/>
       <w:tab/>
-      <w:t>2026-03-09</w:t>
+      <w:t>2026-03-10</w:t>
       <w:br/>
       <w:br/>
     </w:r>

--- a/klagomål/A 46033-2025 FSC-klagomål.docx
+++ b/klagomål/A 46033-2025 FSC-klagomål.docx
@@ -306,6 +306,35 @@
     <w:p>
       <w:r>
         <w:t>Följande fridlysta arter har sina livsmiljöer och växtplatser i den avverkningsanmälda skogen: gullviva (§9).</w:t>
+      </w:r>
+    </w:p>
+    <w:p>
+      <w:r>
+        <w:rPr>
+          <w:b/>
+        </w:rPr>
+        <w:t>Gullviva (§9)</w:t>
+      </w:r>
+      <w:r>
+        <w:t xml:space="preserve"> är värdväxt för bland annat den rödlistade och sällsynta fjärilen gullvivefjäril (VU) samt typisk art för </w:t>
+      </w:r>
+      <w:r>
+        <w:rPr>
+          <w:i/>
+        </w:rPr>
+        <w:t xml:space="preserve">9070 Trädklädd betesmark, 6530 Lövängar, 6510 Slåtterängar i låglandet </w:t>
+      </w:r>
+      <w:r>
+        <w:t>och</w:t>
+      </w:r>
+      <w:r>
+        <w:rPr>
+          <w:i/>
+        </w:rPr>
+        <w:t xml:space="preserve"> 6270 Silikatgräsmarker</w:t>
+      </w:r>
+      <w:r>
+        <w:t xml:space="preserve"> (SLU Artdatabanken, 2025).</w:t>
       </w:r>
     </w:p>
     <w:p>
@@ -713,7 +742,7 @@
     <w:r>
       <w:tab/>
       <w:tab/>
-      <w:t>2026-03-10</w:t>
+      <w:t>2026-03-11</w:t>
       <w:br/>
       <w:br/>
     </w:r>

--- a/klagomål/A 46033-2025 FSC-klagomål.docx
+++ b/klagomål/A 46033-2025 FSC-klagomål.docx
@@ -742,7 +742,7 @@
     <w:r>
       <w:tab/>
       <w:tab/>
-      <w:t>2026-03-11</w:t>
+      <w:t>2026-03-12</w:t>
       <w:br/>
       <w:br/>
     </w:r>

--- a/klagomål/A 46033-2025 FSC-klagomål.docx
+++ b/klagomål/A 46033-2025 FSC-klagomål.docx
@@ -742,7 +742,7 @@
     <w:r>
       <w:tab/>
       <w:tab/>
-      <w:t>2026-03-12</w:t>
+      <w:t>2026-03-13</w:t>
       <w:br/>
       <w:br/>
     </w:r>

--- a/klagomål/A 46033-2025 FSC-klagomål.docx
+++ b/klagomål/A 46033-2025 FSC-klagomål.docx
@@ -742,7 +742,7 @@
     <w:r>
       <w:tab/>
       <w:tab/>
-      <w:t>2026-04-14</w:t>
+      <w:t>2026-04-15</w:t>
       <w:br/>
       <w:br/>
     </w:r>

--- a/klagomål/A 46033-2025 FSC-klagomål.docx
+++ b/klagomål/A 46033-2025 FSC-klagomål.docx
@@ -742,7 +742,7 @@
     <w:r>
       <w:tab/>
       <w:tab/>
-      <w:t>2026-04-15</w:t>
+      <w:t>2026-04-16</w:t>
       <w:br/>
       <w:br/>
     </w:r>

--- a/klagomål/A 46033-2025 FSC-klagomål.docx
+++ b/klagomål/A 46033-2025 FSC-klagomål.docx
@@ -742,7 +742,7 @@
     <w:r>
       <w:tab/>
       <w:tab/>
-      <w:t>2026-04-16</w:t>
+      <w:t>2026-04-17</w:t>
       <w:br/>
       <w:br/>
     </w:r>

--- a/klagomål/A 46033-2025 FSC-klagomål.docx
+++ b/klagomål/A 46033-2025 FSC-klagomål.docx
@@ -742,7 +742,7 @@
     <w:r>
       <w:tab/>
       <w:tab/>
-      <w:t>2026-04-17</w:t>
+      <w:t>2026-04-18</w:t>
       <w:br/>
       <w:br/>
     </w:r>

--- a/klagomål/A 46033-2025 FSC-klagomål.docx
+++ b/klagomål/A 46033-2025 FSC-klagomål.docx
@@ -742,7 +742,7 @@
     <w:r>
       <w:tab/>
       <w:tab/>
-      <w:t>2026-04-18</w:t>
+      <w:t>2026-04-19</w:t>
       <w:br/>
       <w:br/>
     </w:r>

--- a/klagomål/A 46033-2025 FSC-klagomål.docx
+++ b/klagomål/A 46033-2025 FSC-klagomål.docx
@@ -742,7 +742,7 @@
     <w:r>
       <w:tab/>
       <w:tab/>
-      <w:t>2026-04-19</w:t>
+      <w:t>2026-04-20</w:t>
       <w:br/>
       <w:br/>
     </w:r>

--- a/klagomål/A 46033-2025 FSC-klagomål.docx
+++ b/klagomål/A 46033-2025 FSC-klagomål.docx
@@ -742,7 +742,7 @@
     <w:r>
       <w:tab/>
       <w:tab/>
-      <w:t>2026-04-20</w:t>
+      <w:t>2026-04-21</w:t>
       <w:br/>
       <w:br/>
     </w:r>

--- a/klagomål/A 46033-2025 FSC-klagomål.docx
+++ b/klagomål/A 46033-2025 FSC-klagomål.docx
@@ -742,7 +742,7 @@
     <w:r>
       <w:tab/>
       <w:tab/>
-      <w:t>2026-04-21</w:t>
+      <w:t>2026-04-22</w:t>
       <w:br/>
       <w:br/>
     </w:r>

--- a/klagomål/A 46033-2025 FSC-klagomål.docx
+++ b/klagomål/A 46033-2025 FSC-klagomål.docx
@@ -742,7 +742,7 @@
     <w:r>
       <w:tab/>
       <w:tab/>
-      <w:t>2026-04-22</w:t>
+      <w:t>2026-04-23</w:t>
       <w:br/>
       <w:br/>
     </w:r>

--- a/klagomål/A 46033-2025 FSC-klagomål.docx
+++ b/klagomål/A 46033-2025 FSC-klagomål.docx
@@ -742,7 +742,7 @@
     <w:r>
       <w:tab/>
       <w:tab/>
-      <w:t>2026-04-23</w:t>
+      <w:t>2026-04-24</w:t>
       <w:br/>
       <w:br/>
     </w:r>

--- a/klagomål/A 46033-2025 FSC-klagomål.docx
+++ b/klagomål/A 46033-2025 FSC-klagomål.docx
@@ -742,7 +742,7 @@
     <w:r>
       <w:tab/>
       <w:tab/>
-      <w:t>2026-04-24</w:t>
+      <w:t>2026-04-25</w:t>
       <w:br/>
       <w:br/>
     </w:r>

--- a/klagomål/A 46033-2025 FSC-klagomål.docx
+++ b/klagomål/A 46033-2025 FSC-klagomål.docx
@@ -742,7 +742,7 @@
     <w:r>
       <w:tab/>
       <w:tab/>
-      <w:t>2026-04-25</w:t>
+      <w:t>2026-04-26</w:t>
       <w:br/>
       <w:br/>
     </w:r>

--- a/klagomål/A 46033-2025 FSC-klagomål.docx
+++ b/klagomål/A 46033-2025 FSC-klagomål.docx
@@ -742,7 +742,7 @@
     <w:r>
       <w:tab/>
       <w:tab/>
-      <w:t>2026-04-26</w:t>
+      <w:t>2026-04-27</w:t>
       <w:br/>
       <w:br/>
     </w:r>

--- a/klagomål/A 46033-2025 FSC-klagomål.docx
+++ b/klagomål/A 46033-2025 FSC-klagomål.docx
@@ -742,7 +742,7 @@
     <w:r>
       <w:tab/>
       <w:tab/>
-      <w:t>2026-04-27</w:t>
+      <w:t>2026-04-28</w:t>
       <w:br/>
       <w:br/>
     </w:r>

--- a/klagomål/A 46033-2025 FSC-klagomål.docx
+++ b/klagomål/A 46033-2025 FSC-klagomål.docx
@@ -742,7 +742,7 @@
     <w:r>
       <w:tab/>
       <w:tab/>
-      <w:t>2026-04-28</w:t>
+      <w:t>2026-04-29</w:t>
       <w:br/>
       <w:br/>
     </w:r>

--- a/klagomål/A 46033-2025 FSC-klagomål.docx
+++ b/klagomål/A 46033-2025 FSC-klagomål.docx
@@ -742,7 +742,7 @@
     <w:r>
       <w:tab/>
       <w:tab/>
-      <w:t>2026-04-29</w:t>
+      <w:t>2026-04-30</w:t>
       <w:br/>
       <w:br/>
     </w:r>

--- a/klagomål/A 46033-2025 FSC-klagomål.docx
+++ b/klagomål/A 46033-2025 FSC-klagomål.docx
@@ -742,7 +742,7 @@
     <w:r>
       <w:tab/>
       <w:tab/>
-      <w:t>2026-04-30</w:t>
+      <w:t>2026-05-01</w:t>
       <w:br/>
       <w:br/>
     </w:r>

--- a/klagomål/A 46033-2025 FSC-klagomål.docx
+++ b/klagomål/A 46033-2025 FSC-klagomål.docx
@@ -742,7 +742,7 @@
     <w:r>
       <w:tab/>
       <w:tab/>
-      <w:t>2026-05-01</w:t>
+      <w:t>2026-05-02</w:t>
       <w:br/>
       <w:br/>
     </w:r>

--- a/klagomål/A 46033-2025 FSC-klagomål.docx
+++ b/klagomål/A 46033-2025 FSC-klagomål.docx
@@ -742,7 +742,7 @@
     <w:r>
       <w:tab/>
       <w:tab/>
-      <w:t>2026-05-02</w:t>
+      <w:t>2026-05-03</w:t>
       <w:br/>
       <w:br/>
     </w:r>

--- a/klagomål/A 46033-2025 FSC-klagomål.docx
+++ b/klagomål/A 46033-2025 FSC-klagomål.docx
@@ -742,7 +742,7 @@
     <w:r>
       <w:tab/>
       <w:tab/>
-      <w:t>2026-05-03</w:t>
+      <w:t>2026-05-04</w:t>
       <w:br/>
       <w:br/>
     </w:r>

--- a/klagomål/A 46033-2025 FSC-klagomål.docx
+++ b/klagomål/A 46033-2025 FSC-klagomål.docx
@@ -742,7 +742,7 @@
     <w:r>
       <w:tab/>
       <w:tab/>
-      <w:t>2026-05-04</w:t>
+      <w:t>2026-05-05</w:t>
       <w:br/>
       <w:br/>
     </w:r>

--- a/klagomål/A 46033-2025 FSC-klagomål.docx
+++ b/klagomål/A 46033-2025 FSC-klagomål.docx
@@ -742,7 +742,7 @@
     <w:r>
       <w:tab/>
       <w:tab/>
-      <w:t>2026-05-05</w:t>
+      <w:t>2026-05-06</w:t>
       <w:br/>
       <w:br/>
     </w:r>

--- a/klagomål/A 46033-2025 FSC-klagomål.docx
+++ b/klagomål/A 46033-2025 FSC-klagomål.docx
@@ -742,7 +742,7 @@
     <w:r>
       <w:tab/>
       <w:tab/>
-      <w:t>2026-05-16</w:t>
+      <w:t>2026-05-17</w:t>
       <w:br/>
       <w:br/>
     </w:r>

--- a/klagomål/A 46033-2025 FSC-klagomål.docx
+++ b/klagomål/A 46033-2025 FSC-klagomål.docx
@@ -742,7 +742,7 @@
     <w:r>
       <w:tab/>
       <w:tab/>
-      <w:t>2026-05-17</w:t>
+      <w:t>2026-05-18</w:t>
       <w:br/>
       <w:br/>
     </w:r>

--- a/klagomål/A 46033-2025 FSC-klagomål.docx
+++ b/klagomål/A 46033-2025 FSC-klagomål.docx
@@ -742,7 +742,7 @@
     <w:r>
       <w:tab/>
       <w:tab/>
-      <w:t>2026-05-18</w:t>
+      <w:t>2026-05-19</w:t>
       <w:br/>
       <w:br/>
     </w:r>

--- a/klagomål/A 46033-2025 FSC-klagomål.docx
+++ b/klagomål/A 46033-2025 FSC-klagomål.docx
@@ -742,7 +742,7 @@
     <w:r>
       <w:tab/>
       <w:tab/>
-      <w:t>2026-05-19</w:t>
+      <w:t>2026-05-20</w:t>
       <w:br/>
       <w:br/>
     </w:r>
